--- a/better-view-operating-agreement/redraft/Better-View-Investment-Group-LLC-Operating-Agreement-DRAFT-2026-09.docx
+++ b/better-view-operating-agreement/redraft/Better-View-Investment-Group-LLC-Operating-Agreement-DRAFT-2026-09.docx
@@ -56,7 +56,7 @@
           <w:sz w:val="24"/>
           <w:szCs w:val="24"/>
         </w:rPr>
-        <w:t xml:space="preserve">Every bracketed item, for example [__________], is a fact only the Members can supply. Nothing in the agreement works until Schedule A and Schedule B are filled in and every Member has signed.</w:t>
+        <w:t xml:space="preserve">Every bracketed item, for example [__________], is a fact only the Members can supply. Nothing in the agreement works until Schedule A and Schedule B are filled in and every Member has signed. The web version of this draft carries a plain-English note under every section for the Members; the notes are a reading aid and are not part of the agreement.</w:t>
       </w:r>
     </w:p>
     <w:p>
